--- a/Tendercare/TENDERCARE_Chemistry_V2.docx
+++ b/Tendercare/TENDERCARE_Chemistry_V2.docx
@@ -238,7 +238,7 @@
               </wp:anchor>
             </w:drawing>
           </mc:Choice>
-          <mc:Fallback xmlns:cx="http://schemas.microsoft.com/office/drawing/2014/chartex" xmlns:cx1="http://schemas.microsoft.com/office/drawing/2015/9/8/chartex" xmlns:cx2="http://schemas.microsoft.com/office/drawing/2015/10/21/chartex" xmlns:cx3="http://schemas.microsoft.com/office/drawing/2016/5/9/chartex" xmlns:cx4="http://schemas.microsoft.com/office/drawing/2016/5/10/chartex" xmlns:cx5="http://schemas.microsoft.com/office/drawing/2016/5/11/chartex" xmlns:cx6="http://schemas.microsoft.com/office/drawing/2016/5/12/chartex" xmlns:cx7="http://schemas.microsoft.com/office/drawing/2016/5/13/chartex" xmlns:cx8="http://schemas.microsoft.com/office/drawing/2016/5/14/chartex" xmlns:aink="http://schemas.microsoft.com/office/drawing/2016/ink" xmlns:am3d="http://schemas.microsoft.com/office/drawing/2017/model3d" xmlns:w16cid="http://schemas.microsoft.com/office/word/2016/wordml/cid" xmlns:w16se="http://schemas.microsoft.com/office/word/2015/wordml/symex">
+          <mc:Fallback xmlns:w16se="http://schemas.microsoft.com/office/word/2015/wordml/symex" xmlns:w16cid="http://schemas.microsoft.com/office/word/2016/wordml/cid" xmlns:am3d="http://schemas.microsoft.com/office/drawing/2017/model3d" xmlns:aink="http://schemas.microsoft.com/office/drawing/2016/ink" xmlns:cx8="http://schemas.microsoft.com/office/drawing/2016/5/14/chartex" xmlns:cx7="http://schemas.microsoft.com/office/drawing/2016/5/13/chartex" xmlns:cx6="http://schemas.microsoft.com/office/drawing/2016/5/12/chartex" xmlns:cx5="http://schemas.microsoft.com/office/drawing/2016/5/11/chartex" xmlns:cx4="http://schemas.microsoft.com/office/drawing/2016/5/10/chartex" xmlns:cx3="http://schemas.microsoft.com/office/drawing/2016/5/9/chartex" xmlns:cx2="http://schemas.microsoft.com/office/drawing/2015/10/21/chartex" xmlns:cx1="http://schemas.microsoft.com/office/drawing/2015/9/8/chartex" xmlns:cx="http://schemas.microsoft.com/office/drawing/2014/chartex">
             <w:pict>
               <v:line w14:anchorId="5EB705E6" id="Straight Connector 2" o:spid="_x0000_s1026" style="position:absolute;z-index:251657728;visibility:visible;mso-wrap-style:square;mso-wrap-distance-left:9pt;mso-wrap-distance-top:0;mso-wrap-distance-right:9pt;mso-wrap-distance-bottom:0;mso-position-horizontal:absolute;mso-position-horizontal-relative:text;mso-position-vertical:absolute;mso-position-vertical-relative:text" from="99.6pt,3.2pt" to="509.1pt,3.95pt" o:gfxdata="UEsDBBQABgAIAAAAIQC2gziS/gAAAOEBAAATAAAAW0NvbnRlbnRfVHlwZXNdLnhtbJSRQU7DMBBF 90jcwfIWJU67QAgl6YK0S0CoHGBkTxKLZGx5TGhvj5O2G0SRWNoz/78nu9wcxkFMGNg6quQqL6RA 0s5Y6ir5vt9lD1JwBDIwOMJKHpHlpr69KfdHjyxSmriSfYz+USnWPY7AufNIadK6MEJMx9ApD/oD OlTrorhX2lFEilmcO2RdNtjC5xDF9pCuTyYBB5bi6bQ4syoJ3g9WQ0ymaiLzg5KdCXlKLjvcW893 SUOqXwnz5DrgnHtJTxOsQfEKIT7DmDSUCaxw7Rqn8787ZsmRM9e2VmPeBN4uqYvTtW7jvijg9N/y JsXecLq0q+WD6m8AAAD//wMAUEsDBBQABgAIAAAAIQA4/SH/1gAAAJQBAAALAAAAX3JlbHMvLnJl bHOkkMFqwzAMhu+DvYPRfXGawxijTi+j0GvpHsDYimMaW0Yy2fr2M4PBMnrbUb/Q94l/f/hMi1qR JVI2sOt6UJgd+ZiDgffL8ekFlFSbvV0oo4EbChzGx4f9GRdb25HMsYhqlCwG5lrLq9biZkxWOiqY 22YiTra2kYMu1l1tQD30/bPm3wwYN0x18gb45AdQl1tp5j/sFB2T0FQ7R0nTNEV3j6o9feQzro1i OWA14Fm+Q8a1a8+Bvu/d/dMb2JY5uiPbhG/ktn4cqGU/er3pcvwCAAD//wMAUEsDBBQABgAIAAAA IQCde6bb6wEAABYEAAAOAAAAZHJzL2Uyb0RvYy54bWysU02P2yAQvVfqf0DcGzvepGqsOHvIKr1U bdTd/gCCIUbiSwONnX/fATvO9uNQVfUBM/DmMe8xbB8Ho8lFQFDONnS5KCkRlrtW2XNDv70c3n2g JERmW6adFQ29ikAfd2/fbHtfi8p1TrcCCJLYUPe+oV2Mvi6KwDthWFg4LyxuSgeGRQzhXLTAemQ3 uqjK8n3RO2g9OC5CwNWncZPuMr+UgscvUgYRiW4o1hbzCHk8pbHYbVl9BuY7xacy2D9UYZiyeOhM 9cQiI99B/UZlFAcXnIwL7kzhpFRcZA2oZln+oua5Y15kLWhO8LNN4f/R8s+XIxDVNrSixDKDV/Qc galzF8neWYsGOiBV8qn3oUb43h5hioI/QhI9SDDpj3LIgEzlZvOwRLev2BHValOu1qPPYoiEI2Cd bm6NAI6IzbrK28Wdx0OIH4UzJE0aqpVNLrCaXT6FiGcj9AZJy9qSvqEPqw0SpTg4rdqD0joHqZPE XgO5MOyBOCxTLcjwCoWRtriYFI6a8ixetRj5vwqJHiVp4wE/czLOhY03Xm0RndIkVjAnlmMinE9z KYf8TdVM4JQnctv+deYMz2c6G+dMo6yDPxV8N0GO+Jv2UXESf3LtNd9zNgWbL3s2PZTU3a/jnH5/ zrsfAAAA//8DAFBLAwQUAAYACAAAACEArZk34N8AAAAIAQAADwAAAGRycy9kb3ducmV2LnhtbEyP zU7DMBCE70i8g7VI3KiTAm0T4lQFhFpx6R8S4ubGSxIRr0PspuHt2Z7gODuj2W+y+WAb0WPna0cK 4lEEAqlwpqZSwdv+5WYGwgdNRjeOUMEPepjnlxeZTo070Rb7XSgFl5BPtYIqhDaV0hcVWu1HrkVi 79N1VgeWXSlNp09cbhs5jqKJtLom/lDpFp8qLL52R6tgfZ9804dc9++vz4/T1Wa7XMaLW6Wur4bF A4iAQ/gLwxmf0SFnpoM7kvGiYZ0kY44qmNyBOPtRPOPDQcE0AZln8v+A/BcAAP//AwBQSwECLQAU AAYACAAAACEAtoM4kv4AAADhAQAAEwAAAAAAAAAAAAAAAAAAAAAAW0NvbnRlbnRfVHlwZXNdLnht bFBLAQItABQABgAIAAAAIQA4/SH/1gAAAJQBAAALAAAAAAAAAAAAAAAAAC8BAABfcmVscy8ucmVs c1BLAQItABQABgAIAAAAIQCde6bb6wEAABYEAAAOAAAAAAAAAAAAAAAAAC4CAABkcnMvZTJvRG9j LnhtbFBLAQItABQABgAIAAAAIQCtmTfg3wAAAAgBAAAPAAAAAAAAAAAAAAAAAEUEAABkcnMvZG93 bnJldi54bWxQSwUGAAAAAAQABADzAAAAUQUAAAAA " strokecolor="black [3213]" strokeweight="2.75pt">
                 <v:stroke joinstyle="miter"/>
@@ -246,12 +246,6 @@
             </w:pict>
           </mc:Fallback>
         </mc:AlternateContent>
-      </w:r>
-      <w:r>
-        <w:rPr>
-          <w:noProof/>
-          <w:lang w:eastAsia="en-US"/>
-        </w:rPr>
         <mc:AlternateContent>
           <mc:Choice Requires="wps">
             <w:drawing>
@@ -309,7 +303,7 @@
               </wp:anchor>
             </w:drawing>
           </mc:Choice>
-          <mc:Fallback xmlns:cx="http://schemas.microsoft.com/office/drawing/2014/chartex" xmlns:cx1="http://schemas.microsoft.com/office/drawing/2015/9/8/chartex" xmlns:cx2="http://schemas.microsoft.com/office/drawing/2015/10/21/chartex" xmlns:cx3="http://schemas.microsoft.com/office/drawing/2016/5/9/chartex" xmlns:cx4="http://schemas.microsoft.com/office/drawing/2016/5/10/chartex" xmlns:cx5="http://schemas.microsoft.com/office/drawing/2016/5/11/chartex" xmlns:cx6="http://schemas.microsoft.com/office/drawing/2016/5/12/chartex" xmlns:cx7="http://schemas.microsoft.com/office/drawing/2016/5/13/chartex" xmlns:cx8="http://schemas.microsoft.com/office/drawing/2016/5/14/chartex" xmlns:aink="http://schemas.microsoft.com/office/drawing/2016/ink" xmlns:am3d="http://schemas.microsoft.com/office/drawing/2017/model3d" xmlns:w16cid="http://schemas.microsoft.com/office/word/2016/wordml/cid" xmlns:w16se="http://schemas.microsoft.com/office/word/2015/wordml/symex">
+          <mc:Fallback xmlns:w16se="http://schemas.microsoft.com/office/word/2015/wordml/symex" xmlns:w16cid="http://schemas.microsoft.com/office/word/2016/wordml/cid" xmlns:am3d="http://schemas.microsoft.com/office/drawing/2017/model3d" xmlns:aink="http://schemas.microsoft.com/office/drawing/2016/ink" xmlns:cx8="http://schemas.microsoft.com/office/drawing/2016/5/14/chartex" xmlns:cx7="http://schemas.microsoft.com/office/drawing/2016/5/13/chartex" xmlns:cx6="http://schemas.microsoft.com/office/drawing/2016/5/12/chartex" xmlns:cx5="http://schemas.microsoft.com/office/drawing/2016/5/11/chartex" xmlns:cx4="http://schemas.microsoft.com/office/drawing/2016/5/10/chartex" xmlns:cx3="http://schemas.microsoft.com/office/drawing/2016/5/9/chartex" xmlns:cx2="http://schemas.microsoft.com/office/drawing/2015/10/21/chartex" xmlns:cx1="http://schemas.microsoft.com/office/drawing/2015/9/8/chartex" xmlns:cx="http://schemas.microsoft.com/office/drawing/2014/chartex">
             <w:pict>
               <v:line w14:anchorId="2939FE0C" id="Straight Connector 3" o:spid="_x0000_s1026" style="position:absolute;z-index:251658752;visibility:visible;mso-wrap-style:square;mso-wrap-distance-left:9pt;mso-wrap-distance-top:0;mso-wrap-distance-right:9pt;mso-wrap-distance-bottom:0;mso-position-horizontal:absolute;mso-position-horizontal-relative:text;mso-position-vertical:absolute;mso-position-vertical-relative:text" from="99.6pt,10.7pt" to="509.1pt,11.45pt" o:gfxdata="UEsDBBQABgAIAAAAIQC2gziS/gAAAOEBAAATAAAAW0NvbnRlbnRfVHlwZXNdLnhtbJSRQU7DMBBF 90jcwfIWJU67QAgl6YK0S0CoHGBkTxKLZGx5TGhvj5O2G0SRWNoz/78nu9wcxkFMGNg6quQqL6RA 0s5Y6ir5vt9lD1JwBDIwOMJKHpHlpr69KfdHjyxSmriSfYz+USnWPY7AufNIadK6MEJMx9ApD/oD OlTrorhX2lFEilmcO2RdNtjC5xDF9pCuTyYBB5bi6bQ4syoJ3g9WQ0ymaiLzg5KdCXlKLjvcW893 SUOqXwnz5DrgnHtJTxOsQfEKIT7DmDSUCaxw7Rqn8787ZsmRM9e2VmPeBN4uqYvTtW7jvijg9N/y JsXecLq0q+WD6m8AAAD//wMAUEsDBBQABgAIAAAAIQA4/SH/1gAAAJQBAAALAAAAX3JlbHMvLnJl bHOkkMFqwzAMhu+DvYPRfXGawxijTi+j0GvpHsDYimMaW0Yy2fr2M4PBMnrbUb/Q94l/f/hMi1qR JVI2sOt6UJgd+ZiDgffL8ekFlFSbvV0oo4EbChzGx4f9GRdb25HMsYhqlCwG5lrLq9biZkxWOiqY 22YiTra2kYMu1l1tQD30/bPm3wwYN0x18gb45AdQl1tp5j/sFB2T0FQ7R0nTNEV3j6o9feQzro1i OWA14Fm+Q8a1a8+Bvu/d/dMb2JY5uiPbhG/ktn4cqGU/er3pcvwCAAD//wMAUEsDBBQABgAIAAAA IQAuUImb8AEAADIEAAAOAAAAZHJzL2Uyb0RvYy54bWysU8tu2zAQvBfoPxC815JtyG0Fyzk4cC99 GE3zATRFSgT4wpKx7L/vkpKVIO0hKKoDJe7uLGeGq+3dxWhyFhCUsw1dLkpKhOWuVbZr6OOvw4dP lITIbMu0s6KhVxHo3e79u+3ga7FyvdOtAIJNbKgH39A+Rl8XReC9MCwsnBcWk9KBYRG30BUtsAG7 G12synJTDA5aD46LEDB6PybpLveXUvD4Q8ogItENRW4xr5DXU1qL3ZbVHTDfKz7RYP/AwjBl8dC5 1T2LjDyB+qOVURxccDIuuDOFk1JxkTWgmmX5Ss1Dz7zIWtCc4Gebwv9ry7+fj0BU29A1JZYZvKKH CEx1fSR7Zy0a6ICsk0+DDzWW7+0Rpl3wR0iiLxJMeqMccsneXmdvxSUSjsEq3VaFV8Ax97laVall 8Yz1EOIX4QxJHw3VyiblrGbnryGOpbeSFNaWDA3drKuyzGXBadUelNYpmadH7DWQM8N7Z5wLGze5 Tj+Zb64d4x8RnCcAacyQTOpFN8xpi8GkftSbv+JVi5HHTyHRP1S4GomkyX199nISqy1WJ5hEpjNw UgDdaaZ8yM+EmooTTuSRfjNyLs9nOhtnpFHWwd8Ix8uNrBzrb9pHxUn8ybXXPAPZFBzM7Nn0E6XJ f7nP8OdfffcbAAD//wMAUEsDBBQABgAIAAAAIQA5ba4p4AAAAAoBAAAPAAAAZHJzL2Rvd25yZXYu eG1sTI/NTsMwEITvSLyDtUjcqPNTShPiVAiEQEJCoiBxdeNtHIjXUey2KU/P9gTHmf00O1OtJteL PY6h86QgnSUgkBpvOmoVfLw/Xi1BhKjJ6N4TKjhigFV9flbp0vgDveF+HVvBIRRKrcDGOJRShsai 02HmByS+bf3odGQ5ttKM+sDhrpdZkiyk0x3xB6sHvLfYfK93TsH159fx5WZu+ue8eX14ynP7s9hO Sl1eTHe3ICJO8Q+GU32uDjV32vgdmSB61kWRMaogS+cgTkCSLtnZsJMVIOtK/p9Q/wIAAP//AwBQ SwECLQAUAAYACAAAACEAtoM4kv4AAADhAQAAEwAAAAAAAAAAAAAAAAAAAAAAW0NvbnRlbnRfVHlw ZXNdLnhtbFBLAQItABQABgAIAAAAIQA4/SH/1gAAAJQBAAALAAAAAAAAAAAAAAAAAC8BAABfcmVs cy8ucmVsc1BLAQItABQABgAIAAAAIQAuUImb8AEAADIEAAAOAAAAAAAAAAAAAAAAAC4CAABkcnMv ZTJvRG9jLnhtbFBLAQItABQABgAIAAAAIQA5ba4p4AAAAAoBAAAPAAAAAAAAAAAAAAAAAEoEAABk cnMvZG93bnJldi54bWxQSwUGAAAAAAQABADzAAAAVwUAAAAA " strokecolor="#538135 [2409]" strokeweight="5pt">
                 <v:stroke joinstyle="miter"/>
@@ -371,7 +365,7 @@
           <w:sz w:val="24"/>
           <w:szCs w:val="21"/>
         </w:rPr>
-        <w:t>DURATION:  2 HOURS                                                                                                     CLASS:  SSS 1</w:t>
+        <w:t xml:space="preserve">DURATION:  2 HOURS                                                                                                     CLASS:  SSS 1</w:t>
       </w:r>
     </w:p>
     <w:p>
@@ -389,7 +383,7 @@
     </w:p>
     <w:p>
       <w:pPr>
-        <w:spacing w:before="0"/>
+        <w:spacing w:before="0" w:after="0"/>
         <w:ind w:left="0" w:firstLine="0"/>
         <w:jc w:val="left"/>
         <w:rPr>
@@ -424,7 +418,7 @@
     </w:p>
     <w:p>
       <w:pPr>
-        <w:spacing w:before="0"/>
+        <w:spacing w:before="0" w:after="0"/>
         <w:ind w:left="0" w:firstLine="0"/>
         <w:jc w:val="left"/>
         <w:rPr>
@@ -459,7 +453,7 @@
     </w:p>
     <w:p>
       <w:pPr>
-        <w:spacing w:before="0"/>
+        <w:spacing w:before="0" w:after="0"/>
         <w:ind w:left="0" w:firstLine="0"/>
         <w:jc w:val="left"/>
         <w:rPr>
@@ -494,7 +488,7 @@
     </w:p>
     <w:p>
       <w:pPr>
-        <w:spacing w:before="0"/>
+        <w:spacing w:before="0" w:after="0"/>
         <w:ind w:left="0" w:firstLine="0"/>
         <w:jc w:val="left"/>
         <w:rPr>
@@ -529,7 +523,7 @@
     </w:p>
     <w:p>
       <w:pPr>
-        <w:spacing w:before="0"/>
+        <w:spacing w:before="0" w:after="0"/>
         <w:ind w:left="0" w:firstLine="0"/>
         <w:jc w:val="left"/>
         <w:rPr>
@@ -564,7 +558,7 @@
     </w:p>
     <w:p>
       <w:pPr>
-        <w:spacing w:before="0"/>
+        <w:spacing w:before="0" w:after="0"/>
         <w:ind w:left="0" w:firstLine="0"/>
         <w:jc w:val="left"/>
         <w:rPr>
@@ -599,7 +593,7 @@
     </w:p>
     <w:p>
       <w:pPr>
-        <w:spacing w:before="0"/>
+        <w:spacing w:before="0" w:after="0"/>
         <w:ind w:left="0" w:firstLine="0"/>
         <w:jc w:val="left"/>
         <w:rPr>
@@ -634,7 +628,7 @@
     </w:p>
     <w:p>
       <w:pPr>
-        <w:spacing w:before="0"/>
+        <w:spacing w:before="0" w:after="0"/>
         <w:ind w:left="0" w:firstLine="0"/>
         <w:jc w:val="left"/>
         <w:rPr>
@@ -669,7 +663,7 @@
     </w:p>
     <w:p>
       <w:pPr>
-        <w:spacing w:before="0"/>
+        <w:spacing w:before="0" w:after="0"/>
         <w:ind w:left="0" w:firstLine="0"/>
         <w:jc w:val="left"/>
         <w:rPr>
@@ -704,7 +698,7 @@
     </w:p>
     <w:p>
       <w:pPr>
-        <w:spacing w:before="0"/>
+        <w:spacing w:before="0" w:after="0"/>
         <w:ind w:left="0" w:firstLine="0"/>
         <w:jc w:val="left"/>
         <w:rPr>
@@ -739,7 +733,7 @@
     </w:p>
     <w:p>
       <w:pPr>
-        <w:spacing w:before="0"/>
+        <w:spacing w:before="0" w:after="0"/>
         <w:ind w:left="0" w:firstLine="0"/>
         <w:jc w:val="left"/>
         <w:rPr>
@@ -774,7 +768,7 @@
     </w:p>
     <w:p>
       <w:pPr>
-        <w:spacing w:before="0"/>
+        <w:spacing w:before="0" w:after="0"/>
         <w:ind w:left="0" w:firstLine="0"/>
         <w:jc w:val="left"/>
         <w:rPr>
@@ -809,7 +803,7 @@
     </w:p>
     <w:p>
       <w:pPr>
-        <w:spacing w:before="0"/>
+        <w:spacing w:before="0" w:after="0"/>
         <w:ind w:left="0" w:firstLine="0"/>
         <w:jc w:val="left"/>
         <w:rPr>
@@ -844,7 +838,7 @@
     </w:p>
     <w:p>
       <w:pPr>
-        <w:spacing w:before="0"/>
+        <w:spacing w:before="0" w:after="0"/>
         <w:ind w:left="0" w:firstLine="0"/>
         <w:jc w:val="left"/>
         <w:rPr>
@@ -879,7 +873,7 @@
     </w:p>
     <w:p>
       <w:pPr>
-        <w:spacing w:before="0"/>
+        <w:spacing w:before="0" w:after="0"/>
         <w:ind w:left="0" w:firstLine="0"/>
         <w:jc w:val="left"/>
         <w:rPr>
@@ -914,7 +908,7 @@
     </w:p>
     <w:p>
       <w:pPr>
-        <w:spacing w:before="0"/>
+        <w:spacing w:before="0" w:after="0"/>
         <w:ind w:left="0" w:firstLine="0"/>
         <w:jc w:val="left"/>
         <w:rPr>
@@ -949,7 +943,7 @@
     </w:p>
     <w:p>
       <w:pPr>
-        <w:spacing w:before="0"/>
+        <w:spacing w:before="0" w:after="0"/>
         <w:ind w:left="0" w:firstLine="0"/>
         <w:jc w:val="left"/>
         <w:rPr>
@@ -984,7 +978,7 @@
     </w:p>
     <w:p>
       <w:pPr>
-        <w:spacing w:before="0"/>
+        <w:spacing w:before="0" w:after="0"/>
         <w:ind w:left="0" w:firstLine="0"/>
         <w:jc w:val="left"/>
         <w:rPr>
@@ -1019,7 +1013,7 @@
     </w:p>
     <w:p>
       <w:pPr>
-        <w:spacing w:before="0"/>
+        <w:spacing w:before="0" w:after="0"/>
         <w:ind w:left="0" w:firstLine="0"/>
         <w:jc w:val="left"/>
         <w:rPr>
@@ -1054,7 +1048,7 @@
     </w:p>
     <w:p>
       <w:pPr>
-        <w:spacing w:before="0"/>
+        <w:spacing w:before="0" w:after="0"/>
         <w:ind w:left="0" w:firstLine="0"/>
         <w:jc w:val="left"/>
         <w:rPr>
@@ -1089,7 +1083,7 @@
     </w:p>
     <w:p>
       <w:pPr>
-        <w:spacing w:before="0"/>
+        <w:spacing w:before="0" w:after="0"/>
         <w:ind w:left="0" w:firstLine="0"/>
         <w:jc w:val="left"/>
         <w:rPr>
@@ -1109,7 +1103,6 @@
           <w:szCs w:val="24"/>
           <w:lang w:eastAsia="en-US"/>
         </w:rPr>
-        <w:lastRenderedPageBreak/>
         <w:t>21.</w:t>
       </w:r>
       <w:r>
@@ -1125,7 +1118,7 @@
     </w:p>
     <w:p>
       <w:pPr>
-        <w:spacing w:before="0"/>
+        <w:spacing w:before="0" w:after="0"/>
         <w:ind w:left="0" w:firstLine="0"/>
         <w:jc w:val="left"/>
         <w:rPr>
@@ -1160,7 +1153,7 @@
     </w:p>
     <w:p>
       <w:pPr>
-        <w:spacing w:before="0"/>
+        <w:spacing w:before="0" w:after="0"/>
         <w:ind w:left="0" w:firstLine="0"/>
         <w:jc w:val="left"/>
         <w:rPr>
@@ -1195,7 +1188,7 @@
     </w:p>
     <w:p>
       <w:pPr>
-        <w:spacing w:before="0"/>
+        <w:spacing w:before="0" w:after="0"/>
         <w:ind w:left="0" w:firstLine="0"/>
         <w:jc w:val="left"/>
         <w:rPr>
@@ -1230,7 +1223,7 @@
     </w:p>
     <w:p>
       <w:pPr>
-        <w:spacing w:before="0"/>
+        <w:spacing w:before="0" w:after="0"/>
         <w:ind w:left="0" w:firstLine="0"/>
         <w:jc w:val="left"/>
         <w:rPr>
@@ -1265,7 +1258,7 @@
     </w:p>
     <w:p>
       <w:pPr>
-        <w:spacing w:before="0"/>
+        <w:spacing w:before="0" w:after="0"/>
         <w:ind w:left="0" w:firstLine="0"/>
         <w:jc w:val="left"/>
         <w:rPr>
@@ -1300,7 +1293,7 @@
     </w:p>
     <w:p>
       <w:pPr>
-        <w:spacing w:before="0"/>
+        <w:spacing w:before="0" w:after="0"/>
         <w:ind w:left="0" w:firstLine="0"/>
         <w:jc w:val="left"/>
         <w:rPr>
@@ -1335,7 +1328,7 @@
     </w:p>
     <w:p>
       <w:pPr>
-        <w:spacing w:before="0"/>
+        <w:spacing w:before="0" w:after="0"/>
         <w:ind w:left="0" w:firstLine="0"/>
         <w:jc w:val="left"/>
         <w:rPr>
@@ -1370,7 +1363,7 @@
     </w:p>
     <w:p>
       <w:pPr>
-        <w:spacing w:before="0"/>
+        <w:spacing w:before="0" w:after="0"/>
         <w:ind w:left="0" w:firstLine="0"/>
         <w:jc w:val="left"/>
         <w:rPr>
@@ -1405,7 +1398,7 @@
     </w:p>
     <w:p>
       <w:pPr>
-        <w:spacing w:before="0"/>
+        <w:spacing w:before="0" w:after="0"/>
         <w:ind w:left="0" w:firstLine="0"/>
         <w:jc w:val="left"/>
         <w:rPr>
@@ -1440,7 +1433,7 @@
     </w:p>
     <w:p>
       <w:pPr>
-        <w:spacing w:before="0"/>
+        <w:spacing w:before="0" w:after="0"/>
         <w:ind w:left="0" w:firstLine="0"/>
         <w:jc w:val="left"/>
         <w:rPr>
@@ -1475,7 +1468,7 @@
     </w:p>
     <w:p>
       <w:pPr>
-        <w:spacing w:before="0"/>
+        <w:spacing w:before="0" w:after="0"/>
         <w:ind w:left="0" w:firstLine="0"/>
         <w:jc w:val="left"/>
         <w:rPr>
@@ -1510,7 +1503,7 @@
     </w:p>
     <w:p>
       <w:pPr>
-        <w:spacing w:before="0"/>
+        <w:spacing w:before="0" w:after="0"/>
         <w:ind w:left="0" w:firstLine="0"/>
         <w:jc w:val="left"/>
         <w:rPr>
@@ -1545,7 +1538,7 @@
     </w:p>
     <w:p>
       <w:pPr>
-        <w:spacing w:before="0"/>
+        <w:spacing w:before="0" w:after="0"/>
         <w:ind w:left="0" w:firstLine="0"/>
         <w:jc w:val="left"/>
         <w:rPr>
@@ -1580,7 +1573,7 @@
     </w:p>
     <w:p>
       <w:pPr>
-        <w:spacing w:before="0"/>
+        <w:spacing w:before="0" w:after="0"/>
         <w:ind w:left="0" w:firstLine="0"/>
         <w:jc w:val="left"/>
         <w:rPr>
@@ -1615,7 +1608,7 @@
     </w:p>
     <w:p>
       <w:pPr>
-        <w:spacing w:before="0"/>
+        <w:spacing w:before="0" w:after="0"/>
         <w:ind w:left="0" w:firstLine="0"/>
         <w:jc w:val="left"/>
         <w:rPr>
@@ -1650,7 +1643,7 @@
     </w:p>
     <w:p>
       <w:pPr>
-        <w:spacing w:before="0"/>
+        <w:spacing w:before="0" w:after="0"/>
         <w:ind w:left="0" w:firstLine="0"/>
         <w:jc w:val="left"/>
         <w:rPr>
@@ -1685,7 +1678,7 @@
     </w:p>
     <w:p>
       <w:pPr>
-        <w:spacing w:before="0"/>
+        <w:spacing w:before="0" w:after="0"/>
         <w:ind w:left="0" w:firstLine="0"/>
         <w:jc w:val="left"/>
         <w:rPr>
@@ -1720,7 +1713,7 @@
     </w:p>
     <w:p>
       <w:pPr>
-        <w:spacing w:before="0"/>
+        <w:spacing w:before="0" w:after="0"/>
         <w:ind w:left="0" w:firstLine="0"/>
         <w:jc w:val="left"/>
         <w:rPr>
@@ -1755,7 +1748,7 @@
     </w:p>
     <w:p>
       <w:pPr>
-        <w:spacing w:before="0"/>
+        <w:spacing w:before="0" w:after="0"/>
         <w:ind w:left="0" w:firstLine="0"/>
         <w:jc w:val="left"/>
         <w:rPr>
@@ -1790,7 +1783,7 @@
     </w:p>
     <w:p>
       <w:pPr>
-        <w:spacing w:before="0"/>
+        <w:spacing w:before="0" w:after="0"/>
         <w:ind w:left="0" w:firstLine="0"/>
         <w:jc w:val="left"/>
         <w:rPr>
@@ -1825,7 +1818,7 @@
     </w:p>
     <w:p>
       <w:pPr>
-        <w:spacing w:before="0"/>
+        <w:spacing w:before="0" w:after="0"/>
         <w:ind w:left="0" w:firstLine="0"/>
         <w:jc w:val="left"/>
         <w:rPr>
@@ -1860,7 +1853,7 @@
     </w:p>
     <w:p>
       <w:pPr>
-        <w:spacing w:before="0"/>
+        <w:spacing w:before="0" w:after="0"/>
         <w:ind w:left="0" w:firstLine="0"/>
         <w:jc w:val="left"/>
         <w:rPr>
@@ -1895,7 +1888,7 @@
     </w:p>
     <w:p>
       <w:pPr>
-        <w:spacing w:before="0"/>
+        <w:spacing w:before="0" w:after="0"/>
         <w:ind w:left="0" w:firstLine="0"/>
         <w:jc w:val="left"/>
         <w:rPr>
@@ -1930,7 +1923,7 @@
     </w:p>
     <w:p>
       <w:pPr>
-        <w:spacing w:before="0"/>
+        <w:spacing w:before="0" w:after="0"/>
         <w:ind w:left="0" w:firstLine="0"/>
         <w:jc w:val="left"/>
         <w:rPr>
@@ -1965,7 +1958,7 @@
     </w:p>
     <w:p>
       <w:pPr>
-        <w:spacing w:before="0"/>
+        <w:spacing w:before="0" w:after="0"/>
         <w:ind w:left="0" w:firstLine="0"/>
         <w:jc w:val="left"/>
         <w:rPr>
@@ -2000,7 +1993,7 @@
     </w:p>
     <w:p>
       <w:pPr>
-        <w:spacing w:before="0"/>
+        <w:spacing w:before="0" w:after="0"/>
         <w:ind w:left="0" w:firstLine="0"/>
         <w:jc w:val="left"/>
         <w:rPr>
@@ -2020,7 +2013,6 @@
           <w:szCs w:val="24"/>
           <w:lang w:eastAsia="en-US"/>
         </w:rPr>
-        <w:lastRenderedPageBreak/>
         <w:t>47.</w:t>
       </w:r>
       <w:r>
@@ -2036,7 +2028,7 @@
     </w:p>
     <w:p>
       <w:pPr>
-        <w:spacing w:before="0"/>
+        <w:spacing w:before="0" w:after="0"/>
         <w:ind w:left="0" w:firstLine="0"/>
         <w:jc w:val="left"/>
         <w:rPr>
@@ -2071,7 +2063,7 @@
     </w:p>
     <w:p>
       <w:pPr>
-        <w:spacing w:before="0"/>
+        <w:spacing w:before="0" w:after="0"/>
         <w:ind w:left="0" w:firstLine="0"/>
         <w:jc w:val="left"/>
         <w:rPr>
@@ -2106,7 +2098,7 @@
     </w:p>
     <w:p>
       <w:pPr>
-        <w:spacing w:before="0"/>
+        <w:spacing w:before="0" w:after="0"/>
         <w:ind w:left="0" w:firstLine="0"/>
         <w:jc w:val="left"/>
         <w:rPr>
@@ -2141,7 +2133,7 @@
     </w:p>
     <w:p>
       <w:pPr>
-        <w:spacing w:before="0"/>
+        <w:spacing w:before="0" w:after="0"/>
         <w:ind w:left="0" w:firstLine="0"/>
         <w:jc w:val="left"/>
         <w:rPr>
@@ -2176,7 +2168,7 @@
     </w:p>
     <w:p>
       <w:pPr>
-        <w:spacing w:before="0"/>
+        <w:spacing w:before="0" w:after="0"/>
         <w:ind w:left="0" w:firstLine="0"/>
         <w:jc w:val="left"/>
         <w:rPr>
@@ -2211,7 +2203,7 @@
     </w:p>
     <w:p>
       <w:pPr>
-        <w:spacing w:before="0"/>
+        <w:spacing w:before="0" w:after="0"/>
         <w:ind w:left="0" w:firstLine="0"/>
         <w:jc w:val="left"/>
         <w:rPr>
@@ -2246,7 +2238,7 @@
     </w:p>
     <w:p>
       <w:pPr>
-        <w:spacing w:before="0"/>
+        <w:spacing w:before="0" w:after="0"/>
         <w:ind w:left="0" w:firstLine="0"/>
         <w:jc w:val="left"/>
         <w:rPr>
@@ -2281,7 +2273,7 @@
     </w:p>
     <w:p>
       <w:pPr>
-        <w:spacing w:before="0"/>
+        <w:spacing w:before="0" w:after="0"/>
         <w:ind w:left="0" w:firstLine="0"/>
         <w:jc w:val="left"/>
         <w:rPr>
@@ -2316,7 +2308,7 @@
     </w:p>
     <w:p>
       <w:pPr>
-        <w:spacing w:before="0"/>
+        <w:spacing w:before="0" w:after="0"/>
         <w:ind w:left="0" w:firstLine="0"/>
         <w:jc w:val="left"/>
         <w:rPr>
@@ -2351,7 +2343,7 @@
     </w:p>
     <w:p>
       <w:pPr>
-        <w:spacing w:before="0"/>
+        <w:spacing w:before="0" w:after="0"/>
         <w:ind w:left="0" w:firstLine="0"/>
         <w:jc w:val="left"/>
         <w:rPr>
@@ -2386,7 +2378,7 @@
     </w:p>
     <w:p>
       <w:pPr>
-        <w:spacing w:before="0"/>
+        <w:spacing w:before="0" w:after="0"/>
         <w:ind w:left="0" w:firstLine="0"/>
         <w:jc w:val="left"/>
         <w:rPr>
@@ -2421,7 +2413,7 @@
     </w:p>
     <w:p>
       <w:pPr>
-        <w:spacing w:before="0"/>
+        <w:spacing w:before="0" w:after="0"/>
         <w:ind w:left="0" w:firstLine="0"/>
         <w:jc w:val="left"/>
         <w:rPr>
@@ -2456,7 +2448,7 @@
     </w:p>
     <w:p>
       <w:pPr>
-        <w:spacing w:before="0"/>
+        <w:spacing w:before="0" w:after="0"/>
         <w:ind w:left="0" w:firstLine="0"/>
         <w:jc w:val="left"/>
         <w:rPr>
@@ -2486,49 +2478,7 @@
           <w:szCs w:val="24"/>
           <w:lang w:eastAsia="en-US"/>
         </w:rPr>
-        <w:t xml:space="preserve"> The functional group of alkenes </w:t>
-      </w:r>
-      <w:proofErr w:type="gramStart"/>
-      <w:r>
-        <w:rPr>
-          <w:rFonts w:ascii="Times New Roman" w:eastAsia="Times New Roman" w:hAnsi="Times New Roman" w:cs="Times New Roman"/>
-          <w:b/>
-          <w:sz w:val="24"/>
-          <w:szCs w:val="24"/>
-          <w:lang w:eastAsia="en-US"/>
-        </w:rPr>
-        <w:t>is  A</w:t>
-      </w:r>
-      <w:proofErr w:type="gramEnd"/>
-      <w:r>
-        <w:rPr>
-          <w:rFonts w:ascii="Times New Roman" w:eastAsia="Times New Roman" w:hAnsi="Times New Roman" w:cs="Times New Roman"/>
-          <w:b/>
-          <w:sz w:val="24"/>
-          <w:szCs w:val="24"/>
-          <w:lang w:eastAsia="en-US"/>
-        </w:rPr>
-        <w:t>.</w:t>
-      </w:r>
-      <w:r>
-        <w:rPr>
-          <w:rFonts w:ascii="Times New Roman" w:eastAsia="Times New Roman" w:hAnsi="Times New Roman" w:cs="Times New Roman"/>
-          <w:b/>
-          <w:sz w:val="24"/>
-          <w:szCs w:val="24"/>
-          <w:lang w:eastAsia="en-US"/>
-        </w:rPr>
-        <w:t xml:space="preserve"> C=C</w:t>
-      </w:r>
-      <w:r>
-        <w:rPr>
-          <w:rFonts w:ascii="Times New Roman" w:eastAsia="Times New Roman" w:hAnsi="Times New Roman" w:cs="Times New Roman"/>
-          <w:b/>
-          <w:sz w:val="24"/>
-          <w:szCs w:val="24"/>
-          <w:lang w:eastAsia="en-US"/>
-        </w:rPr>
-        <w:t xml:space="preserve">  B. C≡C  C. -OH  D. -COOH</w:t>
+        <w:t xml:space="preserve"> The functional group of alkenes is  A. C=C (carbon‑carbon double bond)  B. C≡C  C. -OH  D. -COOH</w:t>
       </w:r>
     </w:p>
     <w:p>
@@ -2560,8 +2510,6 @@
           <w:szCs w:val="21"/>
         </w:rPr>
       </w:pPr>
-      <w:bookmarkStart w:id="0" w:name="_GoBack"/>
-      <w:bookmarkEnd w:id="0"/>
     </w:p>
     <w:p>
       <w:pPr>
@@ -2577,6 +2525,8 @@
       <w:r>
         <w:br w:type="page"/>
       </w:r>
+      <w:bookmarkStart w:id="0" w:name="_GoBack"/>
+      <w:bookmarkEnd w:id="0"/>
     </w:p>
     <w:p/>
     <w:p>
@@ -2689,7 +2639,7 @@
       </w:rPr>
       <w:pict>
         <v:shape id="PowerPlusWaterMarkObject1" o:spid="_x0000_s2051" type="#_x0000_m2052" style="position:absolute;left:0;text-align:left;margin-left:0;margin-top:0;width:340pt;height:85pt;rotation:315;z-index:-251658240;mso-position-horizontal:center;mso-position-horizontal-relative:margin;mso-position-vertical:center;mso-position-vertical-relative:margin" o:spt="136" adj="10800" path="m@7,l@8,m@5,21600l@6,21600e" filled="t" fillcolor="#fbfbfb" stroked="f">
-          <v:fill opacity="6553f" type="solid"/>
+          <v:fill type="solid" opacity="6553f"/>
           <v:formulas>
             <v:f eqn="sum #0 0 10800"/>
             <v:f eqn="prod #0 2 1"/>
